--- a/doc/詩/唐朝/李白/李白-春夜洛城聞笛.docx
+++ b/doc/詩/唐朝/李白/李白-春夜洛城聞笛.docx
@@ -381,8 +381,9 @@
         </w:numPr>
         <w:spacing w:line="440" w:lineRule="exact"/>
         <w:ind w:leftChars="0" w:left="284" w:hanging="284"/>
-        <w:rPr>
-          <w:rFonts w:ascii="標楷體" w:eastAsia="標楷體" w:hAnsi="標楷體" w:cs="新細明體" w:hint="eastAsia"/>
+        <w:jc w:val="both"/>
+        <w:rPr>
+          <w:rFonts w:ascii="標楷體" w:eastAsia="標楷體" w:hAnsi="標楷體" w:cs="新細明體"/>
           <w:sz w:val="28"/>
           <w:szCs w:val="28"/>
         </w:rPr>
@@ -618,8 +619,9 @@
     <w:p>
       <w:pPr>
         <w:spacing w:line="440" w:lineRule="exact"/>
-        <w:rPr>
-          <w:rFonts w:ascii="標楷體" w:eastAsia="標楷體" w:hAnsi="標楷體" w:hint="eastAsia"/>
+        <w:jc w:val="both"/>
+        <w:rPr>
+          <w:rFonts w:ascii="標楷體" w:eastAsia="標楷體" w:hAnsi="標楷體"/>
           <w:spacing w:val="-6"/>
           <w:sz w:val="28"/>
           <w:szCs w:val="28"/>
@@ -677,6 +679,7 @@
     <w:p>
       <w:pPr>
         <w:spacing w:line="440" w:lineRule="exact"/>
+        <w:jc w:val="both"/>
         <w:rPr>
           <w:rFonts w:ascii="標楷體" w:eastAsia="標楷體" w:hAnsi="標楷體"/>
           <w:spacing w:val="-6"/>
@@ -739,7 +742,7 @@
         <w:spacing w:line="480" w:lineRule="exact"/>
         <w:jc w:val="both"/>
         <w:rPr>
-          <w:rFonts w:ascii="標楷體" w:eastAsia="標楷體" w:hAnsi="標楷體" w:hint="eastAsia"/>
+          <w:rFonts w:ascii="標楷體" w:eastAsia="標楷體" w:hAnsi="標楷體"/>
           <w:sz w:val="28"/>
           <w:szCs w:val="28"/>
         </w:rPr>
@@ -861,7 +864,7 @@
         <w:spacing w:line="480" w:lineRule="exact"/>
         <w:jc w:val="both"/>
         <w:rPr>
-          <w:rFonts w:ascii="標楷體" w:eastAsia="標楷體" w:hAnsi="標楷體" w:hint="eastAsia"/>
+          <w:rFonts w:ascii="標楷體" w:eastAsia="標楷體" w:hAnsi="標楷體"/>
           <w:sz w:val="28"/>
           <w:szCs w:val="28"/>
         </w:rPr>
@@ -1108,7 +1111,7 @@
         <w:spacing w:line="480" w:lineRule="exact"/>
         <w:jc w:val="both"/>
         <w:rPr>
-          <w:rFonts w:ascii="標楷體" w:eastAsia="標楷體" w:hAnsi="標楷體" w:hint="eastAsia"/>
+          <w:rFonts w:ascii="標楷體" w:eastAsia="標楷體" w:hAnsi="標楷體"/>
           <w:sz w:val="28"/>
           <w:szCs w:val="28"/>
         </w:rPr>
@@ -1208,7 +1211,7 @@
         <w:spacing w:line="480" w:lineRule="exact"/>
         <w:jc w:val="both"/>
         <w:rPr>
-          <w:rFonts w:ascii="標楷體" w:eastAsia="標楷體" w:hAnsi="標楷體" w:hint="eastAsia"/>
+          <w:rFonts w:ascii="標楷體" w:eastAsia="標楷體" w:hAnsi="標楷體"/>
           <w:sz w:val="28"/>
           <w:szCs w:val="28"/>
         </w:rPr>
@@ -1306,7 +1309,7 @@
         <w:spacing w:line="480" w:lineRule="exact"/>
         <w:jc w:val="both"/>
         <w:rPr>
-          <w:rFonts w:ascii="標楷體" w:eastAsia="標楷體" w:hAnsi="標楷體" w:hint="eastAsia"/>
+          <w:rFonts w:ascii="標楷體" w:eastAsia="標楷體" w:hAnsi="標楷體"/>
           <w:sz w:val="28"/>
           <w:szCs w:val="28"/>
         </w:rPr>
@@ -1602,7 +1605,25 @@
           <w:sz w:val="28"/>
           <w:szCs w:val="28"/>
         </w:rPr>
-        <w:t>。夜色中只聞笛聲，四周寂然無聲，突顯聲音的</w:t>
+        <w:t>。夜色中</w:t>
+      </w:r>
+      <w:proofErr w:type="gramStart"/>
+      <w:r>
+        <w:rPr>
+          <w:rFonts w:ascii="標楷體" w:eastAsia="標楷體" w:hAnsi="標楷體" w:hint="eastAsia"/>
+          <w:sz w:val="28"/>
+          <w:szCs w:val="28"/>
+        </w:rPr>
+        <w:t>只聞笛聲</w:t>
+      </w:r>
+      <w:proofErr w:type="gramEnd"/>
+      <w:r>
+        <w:rPr>
+          <w:rFonts w:ascii="標楷體" w:eastAsia="標楷體" w:hAnsi="標楷體" w:hint="eastAsia"/>
+          <w:sz w:val="28"/>
+          <w:szCs w:val="28"/>
+        </w:rPr>
+        <w:t>，四周寂然無聲，突顯聲音的</w:t>
       </w:r>
       <w:proofErr w:type="gramStart"/>
       <w:r>
@@ -1955,7 +1976,7 @@
         <w:ind w:leftChars="0" w:left="567" w:hanging="283"/>
         <w:jc w:val="both"/>
         <w:rPr>
-          <w:rFonts w:ascii="標楷體" w:eastAsia="標楷體" w:hAnsi="標楷體" w:hint="eastAsia"/>
+          <w:rFonts w:ascii="標楷體" w:eastAsia="標楷體" w:hAnsi="標楷體"/>
           <w:sz w:val="28"/>
           <w:szCs w:val="28"/>
         </w:rPr>
@@ -2131,7 +2152,7 @@
         <w:ind w:leftChars="0" w:left="567" w:hanging="283"/>
         <w:jc w:val="both"/>
         <w:rPr>
-          <w:rFonts w:ascii="標楷體" w:eastAsia="標楷體" w:hAnsi="標楷體" w:hint="eastAsia"/>
+          <w:rFonts w:ascii="標楷體" w:eastAsia="標楷體" w:hAnsi="標楷體"/>
           <w:sz w:val="28"/>
           <w:szCs w:val="28"/>
         </w:rPr>
@@ -2164,7 +2185,7 @@
         <w:ind w:leftChars="0" w:left="284" w:hanging="426"/>
         <w:jc w:val="both"/>
         <w:rPr>
-          <w:rFonts w:ascii="標楷體" w:eastAsia="標楷體" w:hAnsi="標楷體" w:hint="eastAsia"/>
+          <w:rFonts w:ascii="標楷體" w:eastAsia="標楷體" w:hAnsi="標楷體"/>
           <w:sz w:val="28"/>
           <w:szCs w:val="28"/>
         </w:rPr>
